--- a/i_test/test_D6_Tabella_1_fasciaeta_2025/g_output/D6_Table_1_65-84.docx
+++ b/i_test/test_D6_Tabella_1_fasciaeta_2025/g_output/D6_Table_1_65-84.docx
@@ -51,6 +51,16 @@
             </w:r>
           </w:p>
         </w:tc>
+        <w:tc>
+          <w:p>
+            <w:pPr>
+              <w:pStyle w:val="Normal"/>
+            </w:pPr>
+            <w:r>
+              <w:t>Tutte</w:t>
+            </w:r>
+          </w:p>
+        </w:tc>
       </w:tr>
       <w:tr>
         <w:tc>
@@ -69,27 +79,37 @@
               <w:pStyle w:val="Normal"/>
             </w:pPr>
             <w:r>
-              <w:t>557</w:t>
-            </w:r>
-          </w:p>
-        </w:tc>
-        <w:tc>
-          <w:p>
-            <w:pPr>
-              <w:pStyle w:val="Normal"/>
-            </w:pPr>
-            <w:r>
-              <w:t>568</w:t>
-            </w:r>
-          </w:p>
-        </w:tc>
-        <w:tc>
-          <w:p>
-            <w:pPr>
-              <w:pStyle w:val="Normal"/>
-            </w:pPr>
-            <w:r>
-              <w:t>540</w:t>
+              <w:t>507</w:t>
+            </w:r>
+          </w:p>
+        </w:tc>
+        <w:tc>
+          <w:p>
+            <w:pPr>
+              <w:pStyle w:val="Normal"/>
+            </w:pPr>
+            <w:r>
+              <w:t>591</w:t>
+            </w:r>
+          </w:p>
+        </w:tc>
+        <w:tc>
+          <w:p>
+            <w:pPr>
+              <w:pStyle w:val="Normal"/>
+            </w:pPr>
+            <w:r>
+              <w:t>567</w:t>
+            </w:r>
+          </w:p>
+        </w:tc>
+        <w:tc>
+          <w:p>
+            <w:pPr>
+              <w:pStyle w:val="Normal"/>
+            </w:pPr>
+            <w:r>
+              <w:t>1665</w:t>
             </w:r>
           </w:p>
         </w:tc>
@@ -111,27 +131,37 @@
               <w:pStyle w:val="Normal"/>
             </w:pPr>
             <w:r>
-              <w:t>265 (47,6%)</w:t>
-            </w:r>
-          </w:p>
-        </w:tc>
-        <w:tc>
-          <w:p>
-            <w:pPr>
-              <w:pStyle w:val="Normal"/>
-            </w:pPr>
-            <w:r>
-              <w:t>291 (51,2%)</w:t>
-            </w:r>
-          </w:p>
-        </w:tc>
-        <w:tc>
-          <w:p>
-            <w:pPr>
-              <w:pStyle w:val="Normal"/>
-            </w:pPr>
-            <w:r>
-              <w:t>269 (49,8%)</w:t>
+              <w:t>248 (48,9%)</w:t>
+            </w:r>
+          </w:p>
+        </w:tc>
+        <w:tc>
+          <w:p>
+            <w:pPr>
+              <w:pStyle w:val="Normal"/>
+            </w:pPr>
+            <w:r>
+              <w:t>312 (52,8%)</w:t>
+            </w:r>
+          </w:p>
+        </w:tc>
+        <w:tc>
+          <w:p>
+            <w:pPr>
+              <w:pStyle w:val="Normal"/>
+            </w:pPr>
+            <w:r>
+              <w:t>265 (46,7%)</w:t>
+            </w:r>
+          </w:p>
+        </w:tc>
+        <w:tc>
+          <w:p>
+            <w:pPr>
+              <w:pStyle w:val="Normal"/>
+            </w:pPr>
+            <w:r>
+              <w:t>825 (49,5%)</w:t>
             </w:r>
           </w:p>
         </w:tc>
@@ -153,27 +183,37 @@
               <w:pStyle w:val="Normal"/>
             </w:pPr>
             <w:r>
-              <w:t>44 (7,9%)</w:t>
-            </w:r>
-          </w:p>
-        </w:tc>
-        <w:tc>
-          <w:p>
-            <w:pPr>
-              <w:pStyle w:val="Normal"/>
-            </w:pPr>
-            <w:r>
-              <w:t>48 (8,5%)</w:t>
-            </w:r>
-          </w:p>
-        </w:tc>
-        <w:tc>
-          <w:p>
-            <w:pPr>
-              <w:pStyle w:val="Normal"/>
-            </w:pPr>
-            <w:r>
-              <w:t>44 (8,1%)</w:t>
+              <w:t>39 (7,7%)</w:t>
+            </w:r>
+          </w:p>
+        </w:tc>
+        <w:tc>
+          <w:p>
+            <w:pPr>
+              <w:pStyle w:val="Normal"/>
+            </w:pPr>
+            <w:r>
+              <w:t>48 (8,1%)</w:t>
+            </w:r>
+          </w:p>
+        </w:tc>
+        <w:tc>
+          <w:p>
+            <w:pPr>
+              <w:pStyle w:val="Normal"/>
+            </w:pPr>
+            <w:r>
+              <w:t>42 (7,4%)</w:t>
+            </w:r>
+          </w:p>
+        </w:tc>
+        <w:tc>
+          <w:p>
+            <w:pPr>
+              <w:pStyle w:val="Normal"/>
+            </w:pPr>
+            <w:r>
+              <w:t>129 (7,7%)</w:t>
             </w:r>
           </w:p>
         </w:tc>
@@ -219,6 +259,16 @@
             </w:r>
           </w:p>
         </w:tc>
+        <w:tc>
+          <w:p>
+            <w:pPr>
+              <w:pStyle w:val="Normal"/>
+            </w:pPr>
+            <w:r>
+              <w:t/>
+            </w:r>
+          </w:p>
+        </w:tc>
       </w:tr>
       <w:tr>
         <w:tc>
@@ -227,37 +277,47 @@
               <w:pStyle w:val="Normal"/>
             </w:pPr>
             <w:r>
-              <w:t>A10BD20</w:t>
-            </w:r>
-          </w:p>
-        </w:tc>
-        <w:tc>
-          <w:p>
-            <w:pPr>
-              <w:pStyle w:val="Normal"/>
-            </w:pPr>
-            <w:r>
-              <w:t>163 (29,3%)</w:t>
-            </w:r>
-          </w:p>
-        </w:tc>
-        <w:tc>
-          <w:p>
-            <w:pPr>
-              <w:pStyle w:val="Normal"/>
-            </w:pPr>
-            <w:r>
-              <w:t>192 (33,8%)</w:t>
-            </w:r>
-          </w:p>
-        </w:tc>
-        <w:tc>
-          <w:p>
-            <w:pPr>
-              <w:pStyle w:val="Normal"/>
-            </w:pPr>
-            <w:r>
-              <w:t>172 (31,9%)</w:t>
+              <w:t>1</w:t>
+            </w:r>
+          </w:p>
+        </w:tc>
+        <w:tc>
+          <w:p>
+            <w:pPr>
+              <w:pStyle w:val="Normal"/>
+            </w:pPr>
+            <w:r>
+              <w:t>A10BD08 187 (0,4%)</w:t>
+            </w:r>
+          </w:p>
+        </w:tc>
+        <w:tc>
+          <w:p>
+            <w:pPr>
+              <w:pStyle w:val="Normal"/>
+            </w:pPr>
+            <w:r>
+              <w:t>A10BK 229 (0,4%)</w:t>
+            </w:r>
+          </w:p>
+        </w:tc>
+        <w:tc>
+          <w:p>
+            <w:pPr>
+              <w:pStyle w:val="Normal"/>
+            </w:pPr>
+            <w:r>
+              <w:t>A10BH 234 (0,4%)</w:t>
+            </w:r>
+          </w:p>
+        </w:tc>
+        <w:tc>
+          <w:p>
+            <w:pPr>
+              <w:pStyle w:val="Normal"/>
+            </w:pPr>
+            <w:r>
+              <w:t>A10BH 597 (0,4%)</w:t>
             </w:r>
           </w:p>
         </w:tc>
@@ -269,37 +329,47 @@
               <w:pStyle w:val="Normal"/>
             </w:pPr>
             <w:r>
-              <w:t>A10BD24</w:t>
-            </w:r>
-          </w:p>
-        </w:tc>
-        <w:tc>
-          <w:p>
-            <w:pPr>
-              <w:pStyle w:val="Normal"/>
-            </w:pPr>
-            <w:r>
-              <w:t>171 (30,7%)</w:t>
-            </w:r>
-          </w:p>
-        </w:tc>
-        <w:tc>
-          <w:p>
-            <w:pPr>
-              <w:pStyle w:val="Normal"/>
-            </w:pPr>
-            <w:r>
-              <w:t>176 (31,0%)</w:t>
-            </w:r>
-          </w:p>
-        </w:tc>
-        <w:tc>
-          <w:p>
-            <w:pPr>
-              <w:pStyle w:val="Normal"/>
-            </w:pPr>
-            <w:r>
-              <w:t>177 (32,8%)</w:t>
+              <w:t>2</w:t>
+            </w:r>
+          </w:p>
+        </w:tc>
+        <w:tc>
+          <w:p>
+            <w:pPr>
+              <w:pStyle w:val="Normal"/>
+            </w:pPr>
+            <w:r>
+              <w:t>A10BX16 187 (0,4%)</w:t>
+            </w:r>
+          </w:p>
+        </w:tc>
+        <w:tc>
+          <w:p>
+            <w:pPr>
+              <w:pStyle w:val="Normal"/>
+            </w:pPr>
+            <w:r>
+              <w:t>A10BD11 224 (0,4%)</w:t>
+            </w:r>
+          </w:p>
+        </w:tc>
+        <w:tc>
+          <w:p>
+            <w:pPr>
+              <w:pStyle w:val="Normal"/>
+            </w:pPr>
+            <w:r>
+              <w:t>A10BD20 219 (0,4%)</w:t>
+            </w:r>
+          </w:p>
+        </w:tc>
+        <w:tc>
+          <w:p>
+            <w:pPr>
+              <w:pStyle w:val="Normal"/>
+            </w:pPr>
+            <w:r>
+              <w:t>A10BD19 592 (0,4%)</w:t>
             </w:r>
           </w:p>
         </w:tc>
@@ -311,37 +381,47 @@
               <w:pStyle w:val="Normal"/>
             </w:pPr>
             <w:r>
-              <w:t>A10BK</w:t>
-            </w:r>
-          </w:p>
-        </w:tc>
-        <w:tc>
-          <w:p>
-            <w:pPr>
-              <w:pStyle w:val="Normal"/>
-            </w:pPr>
-            <w:r>
-              <w:t>188 (33,8%)</w:t>
-            </w:r>
-          </w:p>
-        </w:tc>
-        <w:tc>
-          <w:p>
-            <w:pPr>
-              <w:pStyle w:val="Normal"/>
-            </w:pPr>
-            <w:r>
-              <w:t>167 (29,4%)</w:t>
-            </w:r>
-          </w:p>
-        </w:tc>
-        <w:tc>
-          <w:p>
-            <w:pPr>
-              <w:pStyle w:val="Normal"/>
-            </w:pPr>
-            <w:r>
-              <w:t>158 (29,3%)</w:t>
+              <w:t>3</w:t>
+            </w:r>
+          </w:p>
+        </w:tc>
+        <w:tc>
+          <w:p>
+            <w:pPr>
+              <w:pStyle w:val="Normal"/>
+            </w:pPr>
+            <w:r>
+              <w:t>A10BD07 183 (0,4%)</w:t>
+            </w:r>
+          </w:p>
+        </w:tc>
+        <w:tc>
+          <w:p>
+            <w:pPr>
+              <w:pStyle w:val="Normal"/>
+            </w:pPr>
+            <w:r>
+              <w:t>A10BD21 218 (0,4%)</w:t>
+            </w:r>
+          </w:p>
+        </w:tc>
+        <w:tc>
+          <w:p>
+            <w:pPr>
+              <w:pStyle w:val="Normal"/>
+            </w:pPr>
+            <w:r>
+              <w:t>A10BD13 213 (0,4%)</w:t>
+            </w:r>
+          </w:p>
+        </w:tc>
+        <w:tc>
+          <w:p>
+            <w:pPr>
+              <w:pStyle w:val="Normal"/>
+            </w:pPr>
+            <w:r>
+              <w:t>A10BK 588 (0,4%)</w:t>
             </w:r>
           </w:p>
         </w:tc>
@@ -353,37 +433,47 @@
               <w:pStyle w:val="Normal"/>
             </w:pPr>
             <w:r>
-              <w:t>A10BD10</w:t>
-            </w:r>
-          </w:p>
-        </w:tc>
-        <w:tc>
-          <w:p>
-            <w:pPr>
-              <w:pStyle w:val="Normal"/>
-            </w:pPr>
-            <w:r>
-              <w:t>160 (28,7%)</w:t>
-            </w:r>
-          </w:p>
-        </w:tc>
-        <w:tc>
-          <w:p>
-            <w:pPr>
-              <w:pStyle w:val="Normal"/>
-            </w:pPr>
-            <w:r>
-              <w:t>189 (33,3%)</w:t>
-            </w:r>
-          </w:p>
-        </w:tc>
-        <w:tc>
-          <w:p>
-            <w:pPr>
-              <w:pStyle w:val="Normal"/>
-            </w:pPr>
-            <w:r>
-              <w:t>163 (30,2%)</w:t>
+              <w:t>4</w:t>
+            </w:r>
+          </w:p>
+        </w:tc>
+        <w:tc>
+          <w:p>
+            <w:pPr>
+              <w:pStyle w:val="Normal"/>
+            </w:pPr>
+            <w:r>
+              <w:t>A10BK 181 (0,4%)</w:t>
+            </w:r>
+          </w:p>
+        </w:tc>
+        <w:tc>
+          <w:p>
+            <w:pPr>
+              <w:pStyle w:val="Normal"/>
+            </w:pPr>
+            <w:r>
+              <w:t>A10BD15 217 (0,4%)</w:t>
+            </w:r>
+          </w:p>
+        </w:tc>
+        <w:tc>
+          <w:p>
+            <w:pPr>
+              <w:pStyle w:val="Normal"/>
+            </w:pPr>
+            <w:r>
+              <w:t>A10BD23 206 (0,4%)</w:t>
+            </w:r>
+          </w:p>
+        </w:tc>
+        <w:tc>
+          <w:p>
+            <w:pPr>
+              <w:pStyle w:val="Normal"/>
+            </w:pPr>
+            <w:r>
+              <w:t>A10BD20 586 (0,4%)</w:t>
             </w:r>
           </w:p>
         </w:tc>
@@ -395,37 +485,47 @@
               <w:pStyle w:val="Normal"/>
             </w:pPr>
             <w:r>
-              <w:t>A10BD07</w:t>
-            </w:r>
-          </w:p>
-        </w:tc>
-        <w:tc>
-          <w:p>
-            <w:pPr>
-              <w:pStyle w:val="Normal"/>
-            </w:pPr>
-            <w:r>
-              <w:t>169 (30,3%)</w:t>
-            </w:r>
-          </w:p>
-        </w:tc>
-        <w:tc>
-          <w:p>
-            <w:pPr>
-              <w:pStyle w:val="Normal"/>
-            </w:pPr>
-            <w:r>
-              <w:t>176 (31,0%)</w:t>
-            </w:r>
-          </w:p>
-        </w:tc>
-        <w:tc>
-          <w:p>
-            <w:pPr>
-              <w:pStyle w:val="Normal"/>
-            </w:pPr>
-            <w:r>
-              <w:t>166 (30,7%)</w:t>
+              <w:t>5</w:t>
+            </w:r>
+          </w:p>
+        </w:tc>
+        <w:tc>
+          <w:p>
+            <w:pPr>
+              <w:pStyle w:val="Normal"/>
+            </w:pPr>
+            <w:r>
+              <w:t>A10BD16 180 (0,4%)</w:t>
+            </w:r>
+          </w:p>
+        </w:tc>
+        <w:tc>
+          <w:p>
+            <w:pPr>
+              <w:pStyle w:val="Normal"/>
+            </w:pPr>
+            <w:r>
+              <w:t>A10BD19 214 (0,4%)</w:t>
+            </w:r>
+          </w:p>
+        </w:tc>
+        <w:tc>
+          <w:p>
+            <w:pPr>
+              <w:pStyle w:val="Normal"/>
+            </w:pPr>
+            <w:r>
+              <w:t>A10BD16 202 (0,4%)</w:t>
+            </w:r>
+          </w:p>
+        </w:tc>
+        <w:tc>
+          <w:p>
+            <w:pPr>
+              <w:pStyle w:val="Normal"/>
+            </w:pPr>
+            <w:r>
+              <w:t>A10BD11 582 (0,3%)</w:t>
             </w:r>
           </w:p>
         </w:tc>
@@ -471,6 +571,16 @@
             </w:r>
           </w:p>
         </w:tc>
+        <w:tc>
+          <w:p>
+            <w:pPr>
+              <w:pStyle w:val="Normal"/>
+            </w:pPr>
+            <w:r>
+              <w:t/>
+            </w:r>
+          </w:p>
+        </w:tc>
       </w:tr>
       <w:tr>
         <w:tc>
@@ -489,27 +599,37 @@
               <w:pStyle w:val="Normal"/>
             </w:pPr>
             <w:r>
-              <w:t>280 (50,3%)</w:t>
-            </w:r>
-          </w:p>
-        </w:tc>
-        <w:tc>
-          <w:p>
-            <w:pPr>
-              <w:pStyle w:val="Normal"/>
-            </w:pPr>
-            <w:r>
-              <w:t>250 (44,0%)</w:t>
-            </w:r>
-          </w:p>
-        </w:tc>
-        <w:tc>
-          <w:p>
-            <w:pPr>
-              <w:pStyle w:val="Normal"/>
-            </w:pPr>
-            <w:r>
-              <w:t>248 (45,9%)</w:t>
+              <w:t>5 (1,0%)</w:t>
+            </w:r>
+          </w:p>
+        </w:tc>
+        <w:tc>
+          <w:p>
+            <w:pPr>
+              <w:pStyle w:val="Normal"/>
+            </w:pPr>
+            <w:r>
+              <w:t>6 (1,0%)</w:t>
+            </w:r>
+          </w:p>
+        </w:tc>
+        <w:tc>
+          <w:p>
+            <w:pPr>
+              <w:pStyle w:val="Normal"/>
+            </w:pPr>
+            <w:r>
+              <w:t>8 (1,4%)</w:t>
+            </w:r>
+          </w:p>
+        </w:tc>
+        <w:tc>
+          <w:p>
+            <w:pPr>
+              <w:pStyle w:val="Normal"/>
+            </w:pPr>
+            <w:r>
+              <w:t>19 (1,1%)</w:t>
             </w:r>
           </w:p>
         </w:tc>
@@ -555,6 +675,16 @@
             </w:r>
           </w:p>
         </w:tc>
+        <w:tc>
+          <w:p>
+            <w:pPr>
+              <w:pStyle w:val="Normal"/>
+            </w:pPr>
+            <w:r>
+              <w:t/>
+            </w:r>
+          </w:p>
+        </w:tc>
       </w:tr>
       <w:tr>
         <w:tc>
@@ -573,27 +703,37 @@
               <w:pStyle w:val="Normal"/>
             </w:pPr>
             <w:r>
-              <w:t>382 (68,6%)</w:t>
-            </w:r>
-          </w:p>
-        </w:tc>
-        <w:tc>
-          <w:p>
-            <w:pPr>
-              <w:pStyle w:val="Normal"/>
-            </w:pPr>
-            <w:r>
-              <w:t>393 (69,2%)</w:t>
-            </w:r>
-          </w:p>
-        </w:tc>
-        <w:tc>
-          <w:p>
-            <w:pPr>
-              <w:pStyle w:val="Normal"/>
-            </w:pPr>
-            <w:r>
-              <w:t>384 (71,1%)</w:t>
+              <w:t>328 (64,7%)</w:t>
+            </w:r>
+          </w:p>
+        </w:tc>
+        <w:tc>
+          <w:p>
+            <w:pPr>
+              <w:pStyle w:val="Normal"/>
+            </w:pPr>
+            <w:r>
+              <w:t>371 (62,8%)</w:t>
+            </w:r>
+          </w:p>
+        </w:tc>
+        <w:tc>
+          <w:p>
+            <w:pPr>
+              <w:pStyle w:val="Normal"/>
+            </w:pPr>
+            <w:r>
+              <w:t>351 (61,9%)</w:t>
+            </w:r>
+          </w:p>
+        </w:tc>
+        <w:tc>
+          <w:p>
+            <w:pPr>
+              <w:pStyle w:val="Normal"/>
+            </w:pPr>
+            <w:r>
+              <w:t>1.050 (63,1%)</w:t>
             </w:r>
           </w:p>
         </w:tc>
@@ -615,27 +755,37 @@
               <w:pStyle w:val="Normal"/>
             </w:pPr>
             <w:r>
-              <w:t>376 (67,5%)</w:t>
-            </w:r>
-          </w:p>
-        </w:tc>
-        <w:tc>
-          <w:p>
-            <w:pPr>
-              <w:pStyle w:val="Normal"/>
-            </w:pPr>
-            <w:r>
-              <w:t>401 (70,6%)</w:t>
-            </w:r>
-          </w:p>
-        </w:tc>
-        <w:tc>
-          <w:p>
-            <w:pPr>
-              <w:pStyle w:val="Normal"/>
-            </w:pPr>
-            <w:r>
-              <w:t>354 (65,6%)</w:t>
+              <w:t>34 (6,7%)</w:t>
+            </w:r>
+          </w:p>
+        </w:tc>
+        <w:tc>
+          <w:p>
+            <w:pPr>
+              <w:pStyle w:val="Normal"/>
+            </w:pPr>
+            <w:r>
+              <w:t>48 (8,1%)</w:t>
+            </w:r>
+          </w:p>
+        </w:tc>
+        <w:tc>
+          <w:p>
+            <w:pPr>
+              <w:pStyle w:val="Normal"/>
+            </w:pPr>
+            <w:r>
+              <w:t>56 (9,9%)</w:t>
+            </w:r>
+          </w:p>
+        </w:tc>
+        <w:tc>
+          <w:p>
+            <w:pPr>
+              <w:pStyle w:val="Normal"/>
+            </w:pPr>
+            <w:r>
+              <w:t>138 (8,3%)</w:t>
             </w:r>
           </w:p>
         </w:tc>
@@ -657,27 +807,37 @@
               <w:pStyle w:val="Normal"/>
             </w:pPr>
             <w:r>
-              <w:t>145 (26,0%)</w:t>
-            </w:r>
-          </w:p>
-        </w:tc>
-        <w:tc>
-          <w:p>
-            <w:pPr>
-              <w:pStyle w:val="Normal"/>
-            </w:pPr>
-            <w:r>
-              <w:t>140 (24,6%)</w:t>
-            </w:r>
-          </w:p>
-        </w:tc>
-        <w:tc>
-          <w:p>
-            <w:pPr>
-              <w:pStyle w:val="Normal"/>
-            </w:pPr>
-            <w:r>
-              <w:t>121 (22,4%)</w:t>
+              <w:t>325 (64,1%)</w:t>
+            </w:r>
+          </w:p>
+        </w:tc>
+        <w:tc>
+          <w:p>
+            <w:pPr>
+              <w:pStyle w:val="Normal"/>
+            </w:pPr>
+            <w:r>
+              <w:t>390 (66,0%)</w:t>
+            </w:r>
+          </w:p>
+        </w:tc>
+        <w:tc>
+          <w:p>
+            <w:pPr>
+              <w:pStyle w:val="Normal"/>
+            </w:pPr>
+            <w:r>
+              <w:t>338 (59,6%)</w:t>
+            </w:r>
+          </w:p>
+        </w:tc>
+        <w:tc>
+          <w:p>
+            <w:pPr>
+              <w:pStyle w:val="Normal"/>
+            </w:pPr>
+            <w:r>
+              <w:t>1.053 (63,2%)</w:t>
             </w:r>
           </w:p>
         </w:tc>
@@ -699,27 +859,37 @@
               <w:pStyle w:val="Normal"/>
             </w:pPr>
             <w:r>
-              <w:t>331 (59,4%)</w:t>
-            </w:r>
-          </w:p>
-        </w:tc>
-        <w:tc>
-          <w:p>
-            <w:pPr>
-              <w:pStyle w:val="Normal"/>
-            </w:pPr>
-            <w:r>
-              <w:t>310 (54,6%)</w:t>
-            </w:r>
-          </w:p>
-        </w:tc>
-        <w:tc>
-          <w:p>
-            <w:pPr>
-              <w:pStyle w:val="Normal"/>
-            </w:pPr>
-            <w:r>
-              <w:t>329 (60,9%)</w:t>
+              <w:t>207 (40,8%)</w:t>
+            </w:r>
+          </w:p>
+        </w:tc>
+        <w:tc>
+          <w:p>
+            <w:pPr>
+              <w:pStyle w:val="Normal"/>
+            </w:pPr>
+            <w:r>
+              <w:t>281 (47,5%)</w:t>
+            </w:r>
+          </w:p>
+        </w:tc>
+        <w:tc>
+          <w:p>
+            <w:pPr>
+              <w:pStyle w:val="Normal"/>
+            </w:pPr>
+            <w:r>
+              <w:t>249 (43,9%)</w:t>
+            </w:r>
+          </w:p>
+        </w:tc>
+        <w:tc>
+          <w:p>
+            <w:pPr>
+              <w:pStyle w:val="Normal"/>
+            </w:pPr>
+            <w:r>
+              <w:t>737 (44,3%)</w:t>
             </w:r>
           </w:p>
         </w:tc>

--- a/i_test/test_D6_Tabella_1_fasciaeta_2025/g_output/D6_Table_1_65-84.docx
+++ b/i_test/test_D6_Tabella_1_fasciaeta_2025/g_output/D6_Table_1_65-84.docx
@@ -287,37 +287,37 @@
               <w:pStyle w:val="Normal"/>
             </w:pPr>
             <w:r>
-              <w:t>A10BD08 187 (0,4%)</w:t>
-            </w:r>
-          </w:p>
-        </w:tc>
-        <w:tc>
-          <w:p>
-            <w:pPr>
-              <w:pStyle w:val="Normal"/>
-            </w:pPr>
-            <w:r>
-              <w:t>A10BK 229 (0,4%)</w:t>
-            </w:r>
-          </w:p>
-        </w:tc>
-        <w:tc>
-          <w:p>
-            <w:pPr>
-              <w:pStyle w:val="Normal"/>
-            </w:pPr>
-            <w:r>
-              <w:t>A10BH 234 (0,4%)</w:t>
-            </w:r>
-          </w:p>
-        </w:tc>
-        <w:tc>
-          <w:p>
-            <w:pPr>
-              <w:pStyle w:val="Normal"/>
-            </w:pPr>
-            <w:r>
-              <w:t>A10BH 597 (0,4%)</w:t>
+              <w:t>ll 187 (36,9%)</w:t>
+            </w:r>
+          </w:p>
+        </w:tc>
+        <w:tc>
+          <w:p>
+            <w:pPr>
+              <w:pStyle w:val="Normal"/>
+            </w:pPr>
+            <w:r>
+              <w:t>NA 229 (38,7%)</w:t>
+            </w:r>
+          </w:p>
+        </w:tc>
+        <w:tc>
+          <w:p>
+            <w:pPr>
+              <w:pStyle w:val="Normal"/>
+            </w:pPr>
+            <w:r>
+              <w:t>NA 234 (41,3%)</w:t>
+            </w:r>
+          </w:p>
+        </w:tc>
+        <w:tc>
+          <w:p>
+            <w:pPr>
+              <w:pStyle w:val="Normal"/>
+            </w:pPr>
+            <w:r>
+              <w:t>NA 597 (35,9%)</w:t>
             </w:r>
           </w:p>
         </w:tc>
@@ -339,37 +339,37 @@
               <w:pStyle w:val="Normal"/>
             </w:pPr>
             <w:r>
-              <w:t>A10BX16 187 (0,4%)</w:t>
-            </w:r>
-          </w:p>
-        </w:tc>
-        <w:tc>
-          <w:p>
-            <w:pPr>
-              <w:pStyle w:val="Normal"/>
-            </w:pPr>
-            <w:r>
-              <w:t>A10BD11 224 (0,4%)</w:t>
-            </w:r>
-          </w:p>
-        </w:tc>
-        <w:tc>
-          <w:p>
-            <w:pPr>
-              <w:pStyle w:val="Normal"/>
-            </w:pPr>
-            <w:r>
-              <w:t>A10BD20 219 (0,4%)</w:t>
-            </w:r>
-          </w:p>
-        </w:tc>
-        <w:tc>
-          <w:p>
-            <w:pPr>
-              <w:pStyle w:val="Normal"/>
-            </w:pPr>
-            <w:r>
-              <w:t>A10BD19 592 (0,4%)</w:t>
+              <w:t>cc 187 (36,9%)</w:t>
+            </w:r>
+          </w:p>
+        </w:tc>
+        <w:tc>
+          <w:p>
+            <w:pPr>
+              <w:pStyle w:val="Normal"/>
+            </w:pPr>
+            <w:r>
+              <w:t>ii 224 (37,9%)</w:t>
+            </w:r>
+          </w:p>
+        </w:tc>
+        <w:tc>
+          <w:p>
+            <w:pPr>
+              <w:pStyle w:val="Normal"/>
+            </w:pPr>
+            <w:r>
+              <w:t>rr 219 (38,6%)</w:t>
+            </w:r>
+          </w:p>
+        </w:tc>
+        <w:tc>
+          <w:p>
+            <w:pPr>
+              <w:pStyle w:val="Normal"/>
+            </w:pPr>
+            <w:r>
+              <w:t>gg 592 (35,6%)</w:t>
             </w:r>
           </w:p>
         </w:tc>
@@ -391,37 +391,37 @@
               <w:pStyle w:val="Normal"/>
             </w:pPr>
             <w:r>
-              <w:t>A10BD07 183 (0,4%)</w:t>
-            </w:r>
-          </w:p>
-        </w:tc>
-        <w:tc>
-          <w:p>
-            <w:pPr>
-              <w:pStyle w:val="Normal"/>
-            </w:pPr>
-            <w:r>
-              <w:t>A10BD21 218 (0,4%)</w:t>
-            </w:r>
-          </w:p>
-        </w:tc>
-        <w:tc>
-          <w:p>
-            <w:pPr>
-              <w:pStyle w:val="Normal"/>
-            </w:pPr>
-            <w:r>
-              <w:t>A10BD13 213 (0,4%)</w:t>
-            </w:r>
-          </w:p>
-        </w:tc>
-        <w:tc>
-          <w:p>
-            <w:pPr>
-              <w:pStyle w:val="Normal"/>
-            </w:pPr>
-            <w:r>
-              <w:t>A10BK 588 (0,4%)</w:t>
+              <w:t>kk 183 (36,1%)</w:t>
+            </w:r>
+          </w:p>
+        </w:tc>
+        <w:tc>
+          <w:p>
+            <w:pPr>
+              <w:pStyle w:val="Normal"/>
+            </w:pPr>
+            <w:r>
+              <w:t>ff 218 (36,9%)</w:t>
+            </w:r>
+          </w:p>
+        </w:tc>
+        <w:tc>
+          <w:p>
+            <w:pPr>
+              <w:pStyle w:val="Normal"/>
+            </w:pPr>
+            <w:r>
+              <w:t>hh 213 (37,6%)</w:t>
+            </w:r>
+          </w:p>
+        </w:tc>
+        <w:tc>
+          <w:p>
+            <w:pPr>
+              <w:pStyle w:val="Normal"/>
+            </w:pPr>
+            <w:r>
+              <w:t>NA 588 (35,3%)</w:t>
             </w:r>
           </w:p>
         </w:tc>
@@ -443,37 +443,37 @@
               <w:pStyle w:val="Normal"/>
             </w:pPr>
             <w:r>
-              <w:t>A10BK 181 (0,4%)</w:t>
-            </w:r>
-          </w:p>
-        </w:tc>
-        <w:tc>
-          <w:p>
-            <w:pPr>
-              <w:pStyle w:val="Normal"/>
-            </w:pPr>
-            <w:r>
-              <w:t>A10BD15 217 (0,4%)</w:t>
-            </w:r>
-          </w:p>
-        </w:tc>
-        <w:tc>
-          <w:p>
-            <w:pPr>
-              <w:pStyle w:val="Normal"/>
-            </w:pPr>
-            <w:r>
-              <w:t>A10BD23 206 (0,4%)</w:t>
-            </w:r>
-          </w:p>
-        </w:tc>
-        <w:tc>
-          <w:p>
-            <w:pPr>
-              <w:pStyle w:val="Normal"/>
-            </w:pPr>
-            <w:r>
-              <w:t>A10BD20 586 (0,4%)</w:t>
+              <w:t>NA 181 (35,7%)</w:t>
+            </w:r>
+          </w:p>
+        </w:tc>
+        <w:tc>
+          <w:p>
+            <w:pPr>
+              <w:pStyle w:val="Normal"/>
+            </w:pPr>
+            <w:r>
+              <w:t>qq 217 (36,7%)</w:t>
+            </w:r>
+          </w:p>
+        </w:tc>
+        <w:tc>
+          <w:p>
+            <w:pPr>
+              <w:pStyle w:val="Normal"/>
+            </w:pPr>
+            <w:r>
+              <w:t>ss 206 (36,3%)</w:t>
+            </w:r>
+          </w:p>
+        </w:tc>
+        <w:tc>
+          <w:p>
+            <w:pPr>
+              <w:pStyle w:val="Normal"/>
+            </w:pPr>
+            <w:r>
+              <w:t>rr 586 (35,2%)</w:t>
             </w:r>
           </w:p>
         </w:tc>
@@ -495,37 +495,37 @@
               <w:pStyle w:val="Normal"/>
             </w:pPr>
             <w:r>
-              <w:t>A10BD16 180 (0,4%)</w:t>
-            </w:r>
-          </w:p>
-        </w:tc>
-        <w:tc>
-          <w:p>
-            <w:pPr>
-              <w:pStyle w:val="Normal"/>
-            </w:pPr>
-            <w:r>
-              <w:t>A10BD19 214 (0,4%)</w:t>
-            </w:r>
-          </w:p>
-        </w:tc>
-        <w:tc>
-          <w:p>
-            <w:pPr>
-              <w:pStyle w:val="Normal"/>
-            </w:pPr>
-            <w:r>
-              <w:t>A10BD16 202 (0,4%)</w:t>
-            </w:r>
-          </w:p>
-        </w:tc>
-        <w:tc>
-          <w:p>
-            <w:pPr>
-              <w:pStyle w:val="Normal"/>
-            </w:pPr>
-            <w:r>
-              <w:t>A10BD11 582 (0,3%)</w:t>
+              <w:t>pp 180 (35,5%)</w:t>
+            </w:r>
+          </w:p>
+        </w:tc>
+        <w:tc>
+          <w:p>
+            <w:pPr>
+              <w:pStyle w:val="Normal"/>
+            </w:pPr>
+            <w:r>
+              <w:t>gg 214 (36,2%)</w:t>
+            </w:r>
+          </w:p>
+        </w:tc>
+        <w:tc>
+          <w:p>
+            <w:pPr>
+              <w:pStyle w:val="Normal"/>
+            </w:pPr>
+            <w:r>
+              <w:t>pp 202 (35,6%)</w:t>
+            </w:r>
+          </w:p>
+        </w:tc>
+        <w:tc>
+          <w:p>
+            <w:pPr>
+              <w:pStyle w:val="Normal"/>
+            </w:pPr>
+            <w:r>
+              <w:t>ii 582 (35,0%)</w:t>
             </w:r>
           </w:p>
         </w:tc>
